--- a/dc-flexibility-project/docs/job-flexibility-brief/数据中心任务时间柔性简表.docx
+++ b/dc-flexibility-project/docs/job-flexibility-brief/数据中心任务时间柔性简表.docx
@@ -245,7 +245,7 @@
       <w:tr>
         <w:trPr>
           <w:cantSplit/>
-          <w:tblHeader w:val="off"/>
+          <w:tblHeader w:val="false"/>
         </w:trPr>
         <w:tc>
           <w:tcPr>
@@ -319,7 +319,7 @@
                 <w:sz w:val="20"/>
                 <w:szCs w:val="20"/>
               </w:rPr>
-              <w:t xml:space="preserve">Alibaba 2018（待数据）</w:t>
+              <w:t xml:space="preserve">Alibaba 2018（5 个完整日）</w:t>
             </w:r>
           </w:p>
         </w:tc>
@@ -405,7 +405,7 @@
       <w:tr>
         <w:trPr>
           <w:cantSplit/>
-          <w:tblHeader w:val="off"/>
+          <w:tblHeader w:val="false"/>
         </w:trPr>
         <w:tc>
           <w:tcPr>
@@ -564,7 +564,7 @@
       <w:tr>
         <w:trPr>
           <w:cantSplit/>
-          <w:tblHeader w:val="off"/>
+          <w:tblHeader w:val="false"/>
         </w:trPr>
         <w:tc>
           <w:tcPr>
@@ -723,7 +723,7 @@
       <w:tr>
         <w:trPr>
           <w:cantSplit/>
-          <w:tblHeader w:val="off"/>
+          <w:tblHeader w:val="false"/>
         </w:trPr>
         <w:tc>
           <w:tcPr>
@@ -891,7 +891,7 @@
           <w:sz w:val="18"/>
           <w:szCs w:val="18"/>
         </w:rPr>
-        <w:t xml:space="preserve">格中为该情境使用的需求数据，— 表示不设该组合。11 个组合各取 1／10／100／500 MW 四档规模，共 44 个情境，命名为“服务器规格·需求·规模”，例如 GPU 主导型·大模型训练/开发·100MW。括号内为每台服务器的 CPU∶GPU。</w:t>
+        <w:t xml:space="preserve">格中为该情境使用的需求数据，— 表示不设该组合。11 个组合各取参考 IT 功率 1／10／100／500 MW 四档规模，共 44 个情境，命名为“服务器规格·需求·规模”，例如 GPU 主导型·大模型训练/开发·100MW。括号内为每台服务器的 CPU∶GPU。</w:t>
       </w:r>
     </w:p>
     <w:p>
@@ -1150,7 +1150,7 @@
       <w:tr>
         <w:trPr>
           <w:cantSplit/>
-          <w:tblHeader w:val="off"/>
+          <w:tblHeader w:val="false"/>
         </w:trPr>
         <w:tc>
           <w:tcPr>
@@ -1346,7 +1346,7 @@
       <w:tr>
         <w:trPr>
           <w:cantSplit/>
-          <w:tblHeader w:val="off"/>
+          <w:tblHeader w:val="false"/>
         </w:trPr>
         <w:tc>
           <w:tcPr>
@@ -1542,7 +1542,7 @@
       <w:tr>
         <w:trPr>
           <w:cantSplit/>
-          <w:tblHeader w:val="off"/>
+          <w:tblHeader w:val="false"/>
         </w:trPr>
         <w:tc>
           <w:tcPr>
@@ -1746,7 +1746,7 @@
       <w:tr>
         <w:trPr>
           <w:cantSplit/>
-          <w:tblHeader w:val="off"/>
+          <w:tblHeader w:val="false"/>
         </w:trPr>
         <w:tc>
           <w:tcPr>
@@ -1942,7 +1942,7 @@
       <w:tr>
         <w:trPr>
           <w:cantSplit/>
-          <w:tblHeader w:val="off"/>
+          <w:tblHeader w:val="false"/>
         </w:trPr>
         <w:tc>
           <w:tcPr>
@@ -2139,7 +2139,7 @@
       <w:tr>
         <w:trPr>
           <w:cantSplit/>
-          <w:tblHeader w:val="off"/>
+          <w:tblHeader w:val="false"/>
         </w:trPr>
         <w:tc>
           <w:tcPr>
@@ -2343,7 +2343,7 @@
       <w:tr>
         <w:trPr>
           <w:cantSplit/>
-          <w:tblHeader w:val="off"/>
+          <w:tblHeader w:val="false"/>
         </w:trPr>
         <w:tc>
           <w:tcPr>
@@ -2533,7 +2533,7 @@
       <w:tr>
         <w:trPr>
           <w:cantSplit/>
-          <w:tblHeader w:val="off"/>
+          <w:tblHeader w:val="false"/>
         </w:trPr>
         <w:tc>
           <w:tcPr>
@@ -2723,7 +2723,7 @@
       <w:tr>
         <w:trPr>
           <w:cantSplit/>
-          <w:tblHeader w:val="off"/>
+          <w:tblHeader w:val="false"/>
         </w:trPr>
         <w:tc>
           <w:tcPr>
@@ -3196,7 +3196,7 @@
       <w:tr>
         <w:trPr>
           <w:cantSplit/>
-          <w:tblHeader w:val="off"/>
+          <w:tblHeader w:val="false"/>
         </w:trPr>
         <w:tc>
           <w:tcPr>
@@ -3388,7 +3388,7 @@
       <w:tr>
         <w:trPr>
           <w:cantSplit/>
-          <w:tblHeader w:val="off"/>
+          <w:tblHeader w:val="false"/>
         </w:trPr>
         <w:tc>
           <w:tcPr>
@@ -3462,7 +3462,7 @@
                 <w:sz w:val="18"/>
                 <w:szCs w:val="18"/>
               </w:rPr>
-              <w:t xml:space="preserve">8 天</w:t>
+              <w:t xml:space="preserve">8 天，采用 5 个完整日</w:t>
             </w:r>
           </w:p>
         </w:tc>
@@ -3487,7 +3487,7 @@
                 <w:sz w:val="18"/>
                 <w:szCs w:val="18"/>
               </w:rPr>
-              <w:t xml:space="preserve">约 4,000 台机器的 CPU／内存利用率时间序列</w:t>
+              <w:t xml:space="preserve">4,034 台机器的 CPU 小时汇总</w:t>
             </w:r>
           </w:p>
         </w:tc>
@@ -3513,7 +3513,7 @@
                 <w:sz w:val="18"/>
                 <w:szCs w:val="18"/>
               </w:rPr>
-              <w:t xml:space="preserve">待数据</w:t>
+              <w:t xml:space="preserve">仅小时观测</w:t>
             </w:r>
           </w:p>
         </w:tc>
@@ -3548,7 +3548,7 @@
                 <w:sz w:val="18"/>
                 <w:szCs w:val="18"/>
               </w:rPr>
-              <w:t xml:space="preserve">：在线服务与离线批处理两类</w:t>
+              <w:t xml:space="preserve">：CPU 总用量，在线／离线实际占用未分解</w:t>
             </w:r>
           </w:p>
         </w:tc>
@@ -3573,7 +3573,7 @@
                 <w:sz w:val="18"/>
                 <w:szCs w:val="18"/>
               </w:rPr>
-              <w:t xml:space="preserve">正在下载整理</w:t>
+              <w:t xml:space="preserve">在线／离线实际占用</w:t>
             </w:r>
           </w:p>
         </w:tc>
@@ -3581,7 +3581,7 @@
       <w:tr>
         <w:trPr>
           <w:cantSplit/>
-          <w:tblHeader w:val="off"/>
+          <w:tblHeader w:val="false"/>
         </w:trPr>
         <w:tc>
           <w:tcPr>
@@ -3773,7 +3773,7 @@
       <w:tr>
         <w:trPr>
           <w:cantSplit/>
-          <w:tblHeader w:val="off"/>
+          <w:tblHeader w:val="false"/>
         </w:trPr>
         <w:tc>
           <w:tcPr>
@@ -3965,7 +3965,7 @@
       <w:tr>
         <w:trPr>
           <w:cantSplit/>
-          <w:tblHeader w:val="off"/>
+          <w:tblHeader w:val="false"/>
         </w:trPr>
         <w:tc>
           <w:tcPr>
@@ -4170,6 +4170,126 @@
         <w:t xml:space="preserve">作业时长为单个作业从开始到结束的时长。Lisa 的 GPU 分区没有卡数字段，只能用宿主 CPU 核心小时计量。</w:t>
       </w:r>
     </w:p>
+    <w:p>
+      <w:pPr>
+        <w:pStyle w:val="Heading1"/>
+        <w:pageBreakBefore/>
+        <w:spacing w:after="80" w:before="160"/>
+      </w:pPr>
+      <w:r>
+        <w:rPr>
+          <w:rFonts w:ascii="Arial" w:eastAsia="黑体" w:hAnsi="Arial"/>
+          <w:b/>
+          <w:bCs/>
+          <w:sz w:val="26"/>
+          <w:szCs w:val="26"/>
+        </w:rPr>
+        <w:t xml:space="preserve">四、各情境典型日负荷曲线</w:t>
+      </w:r>
+    </w:p>
+    <w:p>
+      <w:pPr>
+        <w:keepNext/>
+        <w:spacing w:after="20" w:before="40"/>
+        <w:jc w:val="center"/>
+      </w:pPr>
+      <w:r>
+        <w:drawing>
+          <wp:inline distT="0" distB="0" distL="0" distR="0">
+            <wp:extent cx="9286875" cy="5800725"/>
+            <wp:effectExtent t="0" r="0" b="0" l="0"/>
+            <wp:docPr id="1" name="各情境典型日负荷曲线" descr="11 个情境按需求分行、服务器规格分列，共用设施功率纵轴。" title="各情境典型日负荷曲线"/>
+            <wp:cNvGraphicFramePr>
+              <a:graphicFrameLocks xmlns:a="http://schemas.openxmlformats.org/drawingml/2006/main" noChangeAspect="1"/>
+            </wp:cNvGraphicFramePr>
+            <a:graphic xmlns:a="http://schemas.openxmlformats.org/drawingml/2006/main">
+              <a:graphicData uri="http://schemas.openxmlformats.org/drawingml/2006/picture">
+                <pic:pic xmlns:pic="http://schemas.openxmlformats.org/drawingml/2006/picture">
+                  <pic:nvPicPr>
+                    <pic:cNvPr id="0" name="" descr=""/>
+                    <pic:cNvPicPr>
+                      <a:picLocks noChangeAspect="1" noChangeArrowheads="1"/>
+                    </pic:cNvPicPr>
+                  </pic:nvPicPr>
+                  <pic:blipFill>
+                    <a:blip r:embed="rId7" cstate="none"/>
+                    <a:srcRect/>
+                    <a:stretch>
+                      <a:fillRect/>
+                    </a:stretch>
+                  </pic:blipFill>
+                  <pic:spPr bwMode="auto">
+                    <a:xfrm>
+                      <a:off x="0" y="0"/>
+                      <a:ext cx="9286875" cy="5800725"/>
+                    </a:xfrm>
+                    <a:prstGeom prst="rect">
+                      <a:avLst/>
+                    </a:prstGeom>
+                  </pic:spPr>
+                </pic:pic>
+              </a:graphicData>
+            </a:graphic>
+          </wp:inline>
+        </w:drawing>
+      </w:r>
+    </w:p>
+    <w:p>
+      <w:pPr>
+        <w:spacing w:after="60" w:before="20"/>
+      </w:pPr>
+      <w:r>
+        <w:rPr>
+          <w:rFonts w:ascii="Times New Roman" w:eastAsia="宋体" w:hAnsi="Times New Roman"/>
+          <w:color w:val="595959"/>
+          <w:sz w:val="16"/>
+          <w:szCs w:val="16"/>
+        </w:rPr>
+        <w:t xml:space="preserve">选日：完整日先按日电量接近中位数选取，并列时取日内 RMSE 最小者；GPU 需求以 GPU 主导型选日，三种规格共用日期和任务构成。</w:t>
+      </w:r>
+    </w:p>
+    <w:p>
+      <w:pPr>
+        <w:spacing w:after="60" w:before="20"/>
+      </w:pPr>
+      <w:r>
+        <w:rPr>
+          <w:rFonts w:ascii="Times New Roman" w:eastAsia="宋体" w:hAnsi="Times New Roman"/>
+          <w:color w:val="595959"/>
+          <w:sz w:val="16"/>
+          <w:szCs w:val="16"/>
+        </w:rPr>
+        <w:t xml:space="preserve">规模：参考 IT 10 MW，沿用整机台数取整；其他规模按台数比例缩放，曲线形状不变。</w:t>
+      </w:r>
+    </w:p>
+    <w:p>
+      <w:pPr>
+        <w:spacing w:after="60" w:before="20"/>
+      </w:pPr>
+      <w:r>
+        <w:rPr>
+          <w:rFonts w:ascii="Times New Roman" w:eastAsia="宋体" w:hAnsi="Times New Roman"/>
+          <w:color w:val="595959"/>
+          <w:sz w:val="16"/>
+          <w:szCs w:val="16"/>
+        </w:rPr>
+        <w:t xml:space="preserve">来源：Lisa、MIT、Acme 按作业与小时重叠秒数累计资源小时，ASI 用第 109 天小时观测；Alibaba 用五个完整日 CPU 汇总，业务未分解。</w:t>
+      </w:r>
+    </w:p>
+    <w:p>
+      <w:pPr>
+        <w:spacing w:after="60" w:before="20"/>
+      </w:pPr>
+      <w:r>
+        <w:rPr>
+          <w:rFonts w:ascii="Times New Roman" w:eastAsia="宋体" w:hAnsi="Times New Roman"/>
+          <w:color w:val="595959"/>
+          <w:sz w:val="16"/>
+          <w:szCs w:val="16"/>
+        </w:rPr>
+        <w:t xml:space="preserve">不确定性：基础与空载 IT 独立列示；v2 功率与冷却均含假设，气象采用既有参考网格重放；ASI 及 Alibaba 的日历日期和星期未知。</w:t>
+      </w:r>
+    </w:p>
     <w:sectPr>
       <w:pgSz w:w="16838" w:h="11906" w:orient="landscape"/>
       <w:pgMar w:top="700" w:right="1100" w:bottom="600" w:left="1100" w:header="708" w:footer="708" w:gutter="0"/>
@@ -4178,6 +4298,10 @@
     </w:sectPr>
   </w:body>
 </w:document>
+</file>
+
+<file path=word/comments.xml><?xml version="1.0" encoding="utf-8"?>
+<w:comments xmlns:cx="http://schemas.microsoft.com/office/drawing/2014/chartex" xmlns:cx1="http://schemas.microsoft.com/office/drawing/2015/9/8/chartex" xmlns:cx2="http://schemas.microsoft.com/office/drawing/2015/10/21/chartex" xmlns:cx3="http://schemas.microsoft.com/office/drawing/2016/5/9/chartex" xmlns:cx4="http://schemas.microsoft.com/office/drawing/2016/5/10/chartex" xmlns:cx5="http://schemas.microsoft.com/office/drawing/2016/5/11/chartex" xmlns:cx6="http://schemas.microsoft.com/office/drawing/2016/5/12/chartex" xmlns:cx7="http://schemas.microsoft.com/office/drawing/2016/5/13/chartex" xmlns:cx8="http://schemas.microsoft.com/office/drawing/2016/5/14/chartex" xmlns:mc="http://schemas.openxmlformats.org/markup-compatibility/2006" xmlns:aink="http://schemas.microsoft.com/office/drawing/2016/ink" xmlns:am3d="http://schemas.microsoft.com/office/drawing/2017/model3d" xmlns:o="urn:schemas-microsoft-com:office:office" xmlns:r="http://schemas.openxmlformats.org/officeDocument/2006/relationships" xmlns:m="http://schemas.openxmlformats.org/officeDocument/2006/math" xmlns:v="urn:schemas-microsoft-com:vml" xmlns:wp14="http://schemas.microsoft.com/office/word/2010/wordprocessingDrawing" xmlns:wp="http://schemas.openxmlformats.org/drawingml/2006/wordprocessingDrawing" xmlns:w10="urn:schemas-microsoft-com:office:word" xmlns:w="http://schemas.openxmlformats.org/wordprocessingml/2006/main" xmlns:w14="http://schemas.microsoft.com/office/word/2010/wordml" xmlns:w15="http://schemas.microsoft.com/office/word/2012/wordml" xmlns:w16cex="http://schemas.microsoft.com/office/word/2018/wordml/cex" xmlns:w16cid="http://schemas.microsoft.com/office/word/2016/wordml/cid" xmlns:w16="http://schemas.microsoft.com/office/word/2018/wordml" xmlns:w16sdtdh="http://schemas.microsoft.com/office/word/2020/wordml/sdtdatahash" xmlns:w16se="http://schemas.microsoft.com/office/word/2015/wordml/symex" xmlns:wpg="http://schemas.microsoft.com/office/word/2010/wordprocessingGroup" xmlns:wpi="http://schemas.microsoft.com/office/word/2010/wordprocessingInk" xmlns:wne="http://schemas.microsoft.com/office/word/2006/wordml" xmlns:wps="http://schemas.microsoft.com/office/word/2010/wordprocessingShape"/>
 </file>
 
 <file path=word/endnotes.xml><?xml version="1.0" encoding="utf-8"?>
@@ -4258,7 +4382,7 @@
 <w:numbering xmlns:wpc="http://schemas.microsoft.com/office/word/2010/wordprocessingCanvas" xmlns:mc="http://schemas.openxmlformats.org/markup-compatibility/2006" xmlns:o="urn:schemas-microsoft-com:office:office" xmlns:r="http://schemas.openxmlformats.org/officeDocument/2006/relationships" xmlns:m="http://schemas.openxmlformats.org/officeDocument/2006/math" xmlns:v="urn:schemas-microsoft-com:vml" xmlns:wp14="http://schemas.microsoft.com/office/word/2010/wordprocessingDrawing" xmlns:wp="http://schemas.openxmlformats.org/drawingml/2006/wordprocessingDrawing" xmlns:w10="urn:schemas-microsoft-com:office:word" xmlns:w="http://schemas.openxmlformats.org/wordprocessingml/2006/main" xmlns:w14="http://schemas.microsoft.com/office/word/2010/wordml" xmlns:w15="http://schemas.microsoft.com/office/word/2012/wordml" xmlns:wpg="http://schemas.microsoft.com/office/word/2010/wordprocessingGroup" xmlns:wpi="http://schemas.microsoft.com/office/word/2010/wordprocessingInk" xmlns:wne="http://schemas.microsoft.com/office/word/2006/wordml" xmlns:wps="http://schemas.microsoft.com/office/word/2010/wordprocessingShape" mc:Ignorable="w14 w15 wp14">
   <w:abstractNum w:abstractNumId="1" w15:restartNumberingAfterBreak="0">
     <w:multiLevelType w:val="hybridMultilevel"/>
-    <w:lvl w:ilvl="0" w:tentative="1">
+    <w:lvl w:ilvl="0" w15:tentative="1">
       <w:start w:val="1"/>
       <w:numFmt w:val="bullet"/>
       <w:lvlText w:val="●"/>
@@ -4267,7 +4391,7 @@
         <w:ind w:left="720" w:hanging="360"/>
       </w:pPr>
     </w:lvl>
-    <w:lvl w:ilvl="1" w:tentative="1">
+    <w:lvl w:ilvl="1" w15:tentative="1">
       <w:start w:val="1"/>
       <w:numFmt w:val="bullet"/>
       <w:lvlText w:val="○"/>
@@ -4276,7 +4400,7 @@
         <w:ind w:left="1440" w:hanging="360"/>
       </w:pPr>
     </w:lvl>
-    <w:lvl w:ilvl="2" w:tentative="1">
+    <w:lvl w:ilvl="2" w15:tentative="1">
       <w:start w:val="1"/>
       <w:numFmt w:val="bullet"/>
       <w:lvlText w:val="■"/>
@@ -4285,7 +4409,7 @@
         <w:ind w:left="2160" w:hanging="360"/>
       </w:pPr>
     </w:lvl>
-    <w:lvl w:ilvl="3" w:tentative="1">
+    <w:lvl w:ilvl="3" w15:tentative="1">
       <w:start w:val="1"/>
       <w:numFmt w:val="bullet"/>
       <w:lvlText w:val="●"/>
@@ -4294,7 +4418,7 @@
         <w:ind w:left="2880" w:hanging="360"/>
       </w:pPr>
     </w:lvl>
-    <w:lvl w:ilvl="4" w:tentative="1">
+    <w:lvl w:ilvl="4" w15:tentative="1">
       <w:start w:val="1"/>
       <w:numFmt w:val="bullet"/>
       <w:lvlText w:val="○"/>
@@ -4303,7 +4427,7 @@
         <w:ind w:left="3600" w:hanging="360"/>
       </w:pPr>
     </w:lvl>
-    <w:lvl w:ilvl="5" w:tentative="1">
+    <w:lvl w:ilvl="5" w15:tentative="1">
       <w:start w:val="1"/>
       <w:numFmt w:val="bullet"/>
       <w:lvlText w:val="■"/>
@@ -4312,7 +4436,7 @@
         <w:ind w:left="4320" w:hanging="360"/>
       </w:pPr>
     </w:lvl>
-    <w:lvl w:ilvl="6" w:tentative="1">
+    <w:lvl w:ilvl="6" w15:tentative="1">
       <w:start w:val="1"/>
       <w:numFmt w:val="bullet"/>
       <w:lvlText w:val="●"/>
@@ -4321,7 +4445,7 @@
         <w:ind w:left="5040" w:hanging="360"/>
       </w:pPr>
     </w:lvl>
-    <w:lvl w:ilvl="7" w:tentative="1">
+    <w:lvl w:ilvl="7" w15:tentative="1">
       <w:start w:val="1"/>
       <w:numFmt w:val="bullet"/>
       <w:lvlText w:val="●"/>
@@ -4330,7 +4454,7 @@
         <w:ind w:left="5760" w:hanging="360"/>
       </w:pPr>
     </w:lvl>
-    <w:lvl w:ilvl="8" w:tentative="1">
+    <w:lvl w:ilvl="8" w15:tentative="1">
       <w:start w:val="1"/>
       <w:numFmt w:val="bullet"/>
       <w:lvlText w:val="●"/>
@@ -4361,25 +4485,6 @@
     </w:rPrDefault>
     <w:pPrDefault/>
   </w:docDefaults>
-  <w:style w:type="paragraph" w:styleId="Normal" w:default="1">
-    <w:name w:val="Normal"/>
-    <w:qFormat/>
-  </w:style>
-  <w:style w:type="table" w:styleId="TableNormal" w:default="true">
-    <w:name w:val="Normal Table"/>
-    <w:uiPriority w:val="99"/>
-    <w:semiHidden/>
-    <w:unhideWhenUsed/>
-    <w:tblPr>
-      <w:tblInd w:type="dxa" w:w="0"/>
-      <w:tblCellMar>
-        <w:top w:type="dxa" w:w="0"/>
-        <w:left w:type="dxa" w:w="108"/>
-        <w:bottom w:type="dxa" w:w="0"/>
-        <w:right w:type="dxa" w:w="108"/>
-      </w:tblCellMar>
-    </w:tblPr>
-  </w:style>
   <w:style w:type="paragraph" w:styleId="Title">
     <w:name w:val="Title"/>
     <w:basedOn w:val="Normal"/>
@@ -4467,139 +4572,6 @@
     <w:basedOn w:val="Normal"/>
     <w:qFormat/>
   </w:style>
-  <w:style w:type="paragraph" w:styleId="Caption">
-    <w:name w:val="caption"/>
-    <w:basedOn w:val="Normal"/>
-    <w:next w:val="Normal"/>
-    <w:uiPriority w:val="35"/>
-    <w:semiHidden/>
-    <w:unhideWhenUsed/>
-    <w:qFormat/>
-    <w:pPr>
-      <w:spacing w:after="200"/>
-    </w:pPr>
-    <w:rPr>
-      <w:i/>
-      <w:iCs/>
-      <w:color w:val="44546A" w:themeColor="dark2"/>
-      <w:sz w:val="18"/>
-      <w:szCs w:val="18"/>
-    </w:rPr>
-  </w:style>
-  <w:style w:type="paragraph" w:styleId="Bibliography">
-    <w:name w:val="Bibliography"/>
-    <w:basedOn w:val="Normal"/>
-    <w:next w:val="Normal"/>
-    <w:uiPriority w:val="37"/>
-    <w:unhideWhenUsed/>
-  </w:style>
-  <w:style w:type="paragraph" w:styleId="TOC1">
-    <w:name w:val="toc 1"/>
-    <w:basedOn w:val="Normal"/>
-    <w:next w:val="Normal"/>
-    <w:uiPriority w:val="39"/>
-    <w:semiHidden/>
-    <w:unhideWhenUsed/>
-    <w:pPr>
-      <w:spacing w:after="100"/>
-    </w:pPr>
-  </w:style>
-  <w:style w:type="paragraph" w:styleId="TOC2">
-    <w:name w:val="toc 2"/>
-    <w:basedOn w:val="Normal"/>
-    <w:next w:val="Normal"/>
-    <w:uiPriority w:val="39"/>
-    <w:semiHidden/>
-    <w:unhideWhenUsed/>
-    <w:pPr>
-      <w:spacing w:after="100"/>
-      <w:ind w:left="210"/>
-    </w:pPr>
-  </w:style>
-  <w:style w:type="paragraph" w:styleId="TOC3">
-    <w:name w:val="toc 3"/>
-    <w:basedOn w:val="Normal"/>
-    <w:next w:val="Normal"/>
-    <w:uiPriority w:val="39"/>
-    <w:semiHidden/>
-    <w:unhideWhenUsed/>
-    <w:pPr>
-      <w:spacing w:after="100"/>
-      <w:ind w:left="420"/>
-    </w:pPr>
-  </w:style>
-  <w:style w:type="paragraph" w:styleId="TOC4">
-    <w:name w:val="toc 4"/>
-    <w:basedOn w:val="Normal"/>
-    <w:next w:val="Normal"/>
-    <w:uiPriority w:val="39"/>
-    <w:semiHidden/>
-    <w:unhideWhenUsed/>
-    <w:pPr>
-      <w:spacing w:after="100"/>
-      <w:ind w:left="630"/>
-    </w:pPr>
-  </w:style>
-  <w:style w:type="paragraph" w:styleId="TOC5">
-    <w:name w:val="toc 5"/>
-    <w:basedOn w:val="Normal"/>
-    <w:next w:val="Normal"/>
-    <w:uiPriority w:val="39"/>
-    <w:semiHidden/>
-    <w:unhideWhenUsed/>
-    <w:pPr>
-      <w:spacing w:after="100"/>
-      <w:ind w:left="840"/>
-    </w:pPr>
-  </w:style>
-  <w:style w:type="paragraph" w:styleId="TOC6">
-    <w:name w:val="toc 6"/>
-    <w:basedOn w:val="Normal"/>
-    <w:next w:val="Normal"/>
-    <w:uiPriority w:val="39"/>
-    <w:semiHidden/>
-    <w:unhideWhenUsed/>
-    <w:pPr>
-      <w:spacing w:after="100"/>
-      <w:ind w:left="1050"/>
-    </w:pPr>
-  </w:style>
-  <w:style w:type="paragraph" w:styleId="TOC7">
-    <w:name w:val="toc 7"/>
-    <w:basedOn w:val="Normal"/>
-    <w:next w:val="Normal"/>
-    <w:uiPriority w:val="39"/>
-    <w:semiHidden/>
-    <w:unhideWhenUsed/>
-    <w:pPr>
-      <w:spacing w:after="100"/>
-      <w:ind w:left="1260"/>
-    </w:pPr>
-  </w:style>
-  <w:style w:type="paragraph" w:styleId="TOC8">
-    <w:name w:val="toc 8"/>
-    <w:basedOn w:val="Normal"/>
-    <w:next w:val="Normal"/>
-    <w:uiPriority w:val="39"/>
-    <w:semiHidden/>
-    <w:unhideWhenUsed/>
-    <w:pPr>
-      <w:spacing w:after="100"/>
-      <w:ind w:left="1470"/>
-    </w:pPr>
-  </w:style>
-  <w:style w:type="paragraph" w:styleId="TOC9">
-    <w:name w:val="toc 9"/>
-    <w:basedOn w:val="Normal"/>
-    <w:next w:val="Normal"/>
-    <w:uiPriority w:val="39"/>
-    <w:semiHidden/>
-    <w:unhideWhenUsed/>
-    <w:pPr>
-      <w:spacing w:after="100"/>
-      <w:ind w:left="1680"/>
-    </w:pPr>
-  </w:style>
   <w:style w:type="character" w:styleId="Hyperlink">
     <w:name w:val="Hyperlink"/>
     <w:basedOn w:val="DefaultParagraphFont"/>
@@ -4684,302 +4656,5 @@
       <w:szCs w:val="20"/>
     </w:rPr>
   </w:style>
-  <w:style w:type="character" w:styleId="LineNumber">
-    <w:name w:val="line number"/>
-    <w:basedOn w:val="DefaultParagraphFont"/>
-    <w:uiPriority w:val="99"/>
-    <w:semiHidden/>
-    <w:unhideWhenUsed/>
-  </w:style>
 </w:styles>
-</file>
-
-<file path=word/theme/theme1.xml><?xml version="1.0" encoding="utf-8"?>
-<a:theme xmlns:a="http://schemas.openxmlformats.org/drawingml/2006/main" name="Office Theme">
-  <a:themeElements>
-    <a:clrScheme name="Office">
-      <a:dk1>
-        <a:sysClr val="windowText" lastClr="000000"/>
-      </a:dk1>
-      <a:lt1>
-        <a:sysClr val="window" lastClr="FFFFFF"/>
-      </a:lt1>
-      <a:dk2>
-        <a:srgbClr val="44546A"/>
-      </a:dk2>
-      <a:lt2>
-        <a:srgbClr val="E7E6E6"/>
-      </a:lt2>
-      <a:accent1>
-        <a:srgbClr val="4472C4"/>
-      </a:accent1>
-      <a:accent2>
-        <a:srgbClr val="ED7D31"/>
-      </a:accent2>
-      <a:accent3>
-        <a:srgbClr val="A5A5A5"/>
-      </a:accent3>
-      <a:accent4>
-        <a:srgbClr val="FFC000"/>
-      </a:accent4>
-      <a:accent5>
-        <a:srgbClr val="5B9BD5"/>
-      </a:accent5>
-      <a:accent6>
-        <a:srgbClr val="70AD47"/>
-      </a:accent6>
-      <a:hlink>
-        <a:srgbClr val="0563C1"/>
-      </a:hlink>
-      <a:folHlink>
-        <a:srgbClr val="954F72"/>
-      </a:folHlink>
-    </a:clrScheme>
-    <a:fontScheme name="Office">
-      <a:majorFont>
-        <a:latin typeface="Calibri Light" panose="020F0302020204030204"/>
-        <a:ea typeface=""/>
-        <a:cs typeface=""/>
-        <a:font script="Jpan" typeface="游ゴシック Light"/>
-        <a:font script="Hang" typeface="맑은 고딕"/>
-        <a:font script="Hans" typeface="等线 Light"/>
-        <a:font script="Hant" typeface="新細明體"/>
-        <a:font script="Arab" typeface="Times New Roman"/>
-        <a:font script="Hebr" typeface="Times New Roman"/>
-        <a:font script="Thai" typeface="Angsana New"/>
-        <a:font script="Ethi" typeface="Nyala"/>
-        <a:font script="Beng" typeface="Vrinda"/>
-        <a:font script="Gujr" typeface="Shruti"/>
-        <a:font script="Khmr" typeface="MoolBoran"/>
-        <a:font script="Knda" typeface="Tunga"/>
-        <a:font script="Guru" typeface="Raavi"/>
-        <a:font script="Cans" typeface="Euphemia"/>
-        <a:font script="Cher" typeface="Plantagenet Cherokee"/>
-        <a:font script="Yiii" typeface="Microsoft Yi Baiti"/>
-        <a:font script="Tibt" typeface="Microsoft Himalaya"/>
-        <a:font script="Thaa" typeface="MV Boli"/>
-        <a:font script="Deva" typeface="Mangal"/>
-        <a:font script="Telu" typeface="Gautami"/>
-        <a:font script="Taml" typeface="Latha"/>
-        <a:font script="Syrc" typeface="Estrangelo Edessa"/>
-        <a:font script="Orya" typeface="Kalinga"/>
-        <a:font script="Mlym" typeface="Kartika"/>
-        <a:font script="Laoo" typeface="DokChampa"/>
-        <a:font script="Sinh" typeface="Iskoola Pota"/>
-        <a:font script="Mong" typeface="Mongolian Baiti"/>
-        <a:font script="Viet" typeface="Times New Roman"/>
-        <a:font script="Uigh" typeface="Microsoft Uighur"/>
-        <a:font script="Geor" typeface="Sylfaen"/>
-        <a:font script="Armn" typeface="Arial"/>
-        <a:font script="Bugi" typeface="Leelawadee UI"/>
-        <a:font script="Bopo" typeface="Microsoft JhengHei"/>
-        <a:font script="Java" typeface="Javanese Text"/>
-        <a:font script="Lisu" typeface="Segoe UI"/>
-        <a:font script="Mymr" typeface="Myanmar Text"/>
-        <a:font script="Nkoo" typeface="Ebrima"/>
-        <a:font script="Olck" typeface="Nirmala UI"/>
-        <a:font script="Osma" typeface="Ebrima"/>
-        <a:font script="Phag" typeface="Phagspa"/>
-        <a:font script="Syrn" typeface="Estrangelo Edessa"/>
-        <a:font script="Syrj" typeface="Estrangelo Edessa"/>
-        <a:font script="Syre" typeface="Estrangelo Edessa"/>
-        <a:font script="Sora" typeface="Nirmala UI"/>
-        <a:font script="Tale" typeface="Microsoft Tai Le"/>
-        <a:font script="Talu" typeface="Microsoft New Tai Lue"/>
-        <a:font script="Tfng" typeface="Ebrima"/>
-      </a:majorFont>
-      <a:minorFont>
-        <a:latin typeface="Calibri" panose="020F0502020204030204"/>
-        <a:ea typeface=""/>
-        <a:cs typeface=""/>
-        <a:font script="Jpan" typeface="游明朝"/>
-        <a:font script="Hang" typeface="맑은 고딕"/>
-        <a:font script="Hans" typeface="等线"/>
-        <a:font script="Hant" typeface="新細明體"/>
-        <a:font script="Arab" typeface="Arial"/>
-        <a:font script="Hebr" typeface="Arial"/>
-        <a:font script="Thai" typeface="Cordia New"/>
-        <a:font script="Ethi" typeface="Nyala"/>
-        <a:font script="Beng" typeface="Vrinda"/>
-        <a:font script="Gujr" typeface="Shruti"/>
-        <a:font script="Khmr" typeface="DaunPenh"/>
-        <a:font script="Knda" typeface="Tunga"/>
-        <a:font script="Guru" typeface="Raavi"/>
-        <a:font script="Cans" typeface="Euphemia"/>
-        <a:font script="Cher" typeface="Plantagenet Cherokee"/>
-        <a:font script="Yiii" typeface="Microsoft Yi Baiti"/>
-        <a:font script="Tibt" typeface="Microsoft Himalaya"/>
-        <a:font script="Thaa" typeface="MV Boli"/>
-        <a:font script="Deva" typeface="Mangal"/>
-        <a:font script="Telu" typeface="Gautami"/>
-        <a:font script="Taml" typeface="Latha"/>
-        <a:font script="Syrc" typeface="Estrangelo Edessa"/>
-        <a:font script="Orya" typeface="Kalinga"/>
-        <a:font script="Mlym" typeface="Kartika"/>
-        <a:font script="Laoo" typeface="DokChampa"/>
-        <a:font script="Sinh" typeface="Iskoola Pota"/>
-        <a:font script="Mong" typeface="Mongolian Baiti"/>
-        <a:font script="Viet" typeface="Arial"/>
-        <a:font script="Uigh" typeface="Microsoft Uighur"/>
-        <a:font script="Geor" typeface="Sylfaen"/>
-        <a:font script="Armn" typeface="Arial"/>
-        <a:font script="Bugi" typeface="Leelawadee UI"/>
-        <a:font script="Bopo" typeface="Microsoft JhengHei"/>
-        <a:font script="Java" typeface="Javanese Text"/>
-        <a:font script="Lisu" typeface="Segoe UI"/>
-        <a:font script="Mymr" typeface="Myanmar Text"/>
-        <a:font script="Nkoo" typeface="Ebrima"/>
-        <a:font script="Olck" typeface="Nirmala UI"/>
-        <a:font script="Osma" typeface="Ebrima"/>
-        <a:font script="Phag" typeface="Phagspa"/>
-        <a:font script="Syrn" typeface="Estrangelo Edessa"/>
-        <a:font script="Syrj" typeface="Estrangelo Edessa"/>
-        <a:font script="Syre" typeface="Estrangelo Edessa"/>
-        <a:font script="Sora" typeface="Nirmala UI"/>
-        <a:font script="Tale" typeface="Microsoft Tai Le"/>
-        <a:font script="Talu" typeface="Microsoft New Tai Lue"/>
-        <a:font script="Tfng" typeface="Ebrima"/>
-      </a:minorFont>
-    </a:fontScheme>
-    <a:fmtScheme name="Office">
-      <a:fillStyleLst>
-        <a:solidFill>
-          <a:schemeClr val="phClr"/>
-        </a:solidFill>
-        <a:gradFill rotWithShape="true">
-          <a:gsLst>
-            <a:gs pos="0">
-              <a:schemeClr val="phClr">
-                <a:lumMod val="110000"/>
-                <a:satMod val="105000"/>
-                <a:tint val="67000"/>
-              </a:schemeClr>
-            </a:gs>
-            <a:gs pos="50000">
-              <a:schemeClr val="phClr">
-                <a:lumMod val="105000"/>
-                <a:satMod val="103000"/>
-                <a:tint val="73000"/>
-              </a:schemeClr>
-            </a:gs>
-            <a:gs pos="100000">
-              <a:schemeClr val="phClr">
-                <a:lumMod val="105000"/>
-                <a:satMod val="109000"/>
-                <a:tint val="81000"/>
-              </a:schemeClr>
-            </a:gs>
-          </a:gsLst>
-          <a:lin ang="5400000" scaled="false"/>
-        </a:gradFill>
-        <a:gradFill rotWithShape="true">
-          <a:gsLst>
-            <a:gs pos="0">
-              <a:schemeClr val="phClr">
-                <a:satMod val="103000"/>
-                <a:lumMod val="102000"/>
-                <a:tint val="94000"/>
-              </a:schemeClr>
-            </a:gs>
-            <a:gs pos="50000">
-              <a:schemeClr val="phClr">
-                <a:satMod val="110000"/>
-                <a:lumMod val="100000"/>
-                <a:shade val="100000"/>
-              </a:schemeClr>
-            </a:gs>
-            <a:gs pos="100000">
-              <a:schemeClr val="phClr">
-                <a:lumMod val="99000"/>
-                <a:satMod val="120000"/>
-                <a:shade val="78000"/>
-              </a:schemeClr>
-            </a:gs>
-          </a:gsLst>
-          <a:lin ang="5400000" scaled="false"/>
-        </a:gradFill>
-      </a:fillStyleLst>
-      <a:lnStyleLst>
-        <a:ln w="6350" cap="flat" cmpd="sng" algn="ctr">
-          <a:solidFill>
-            <a:schemeClr val="phClr"/>
-          </a:solidFill>
-          <a:prstDash val="solid"/>
-          <a:miter lim="800000"/>
-        </a:ln>
-        <a:ln w="12700" cap="flat" cmpd="sng" algn="ctr">
-          <a:solidFill>
-            <a:schemeClr val="phClr"/>
-          </a:solidFill>
-          <a:prstDash val="solid"/>
-          <a:miter lim="800000"/>
-        </a:ln>
-        <a:ln w="19050" cap="flat" cmpd="sng" algn="ctr">
-          <a:solidFill>
-            <a:schemeClr val="phClr"/>
-          </a:solidFill>
-          <a:prstDash val="solid"/>
-          <a:miter lim="800000"/>
-        </a:ln>
-      </a:lnStyleLst>
-      <a:effectStyleLst>
-        <a:effectStyle>
-          <a:effectLst/>
-        </a:effectStyle>
-        <a:effectStyle>
-          <a:effectLst/>
-        </a:effectStyle>
-        <a:effectStyle>
-          <a:effectLst>
-            <a:outerShdw blurRad="57150" dist="19050" dir="5400000" algn="ctr" rotWithShape="false">
-              <a:srgbClr val="000000">
-                <a:alpha val="63000"/>
-              </a:srgbClr>
-            </a:outerShdw>
-          </a:effectLst>
-        </a:effectStyle>
-      </a:effectStyleLst>
-      <a:bgFillStyleLst>
-        <a:solidFill>
-          <a:schemeClr val="phClr"/>
-        </a:solidFill>
-        <a:solidFill>
-          <a:schemeClr val="phClr">
-            <a:tint val="95000"/>
-            <a:satMod val="170000"/>
-          </a:schemeClr>
-        </a:solidFill>
-        <a:gradFill rotWithShape="true">
-          <a:gsLst>
-            <a:gs pos="0">
-              <a:schemeClr val="phClr">
-                <a:tint val="93000"/>
-                <a:satMod val="150000"/>
-                <a:shade val="98000"/>
-                <a:lumMod val="102000"/>
-              </a:schemeClr>
-            </a:gs>
-            <a:gs pos="50000">
-              <a:schemeClr val="phClr">
-                <a:tint val="98000"/>
-                <a:satMod val="130000"/>
-                <a:shade val="90000"/>
-                <a:lumMod val="103000"/>
-              </a:schemeClr>
-            </a:gs>
-            <a:gs pos="100000">
-              <a:schemeClr val="phClr">
-                <a:shade val="63000"/>
-                <a:satMod val="120000"/>
-              </a:schemeClr>
-            </a:gs>
-          </a:gsLst>
-          <a:lin ang="5400000" scaled="false"/>
-        </a:gradFill>
-      </a:bgFillStyleLst>
-    </a:fmtScheme>
-  </a:themeElements>
-  <a:objectDefaults/>
-  <a:extraClrSchemeLst/>
-</a:theme>
 </file>